--- a/lucy_github的配置说明.docx
+++ b/lucy_github的配置说明.docx
@@ -5,6 +5,9 @@
     <w:p>
       <w:pPr>
         <w:pStyle w:val="1"/>
+        <w:rPr>
+          <w:rFonts w:hint="eastAsia"/>
+        </w:rPr>
       </w:pPr>
       <w:proofErr w:type="spellStart"/>
       <w:r>
@@ -24,6 +27,9 @@
     <w:p>
       <w:pPr>
         <w:pStyle w:val="2"/>
+        <w:rPr>
+          <w:rFonts w:hint="eastAsia"/>
+        </w:rPr>
       </w:pPr>
       <w:r>
         <w:rPr>
@@ -33,11 +39,21 @@
       </w:r>
     </w:p>
     <w:p>
+      <w:pPr>
+        <w:rPr>
+          <w:rFonts w:hint="eastAsia"/>
+        </w:rPr>
+      </w:pPr>
       <w:r>
         <w:t>Git 需要知道操作者的身份，以便在提交代码时记录作者信息。在命令行中执行以下两条命令（将邮箱和用户名替换为自己的）：</w:t>
       </w:r>
     </w:p>
     <w:p>
+      <w:pPr>
+        <w:rPr>
+          <w:rFonts w:hint="eastAsia"/>
+        </w:rPr>
+      </w:pPr>
       <w:r>
         <w:t>代码语言：</w:t>
       </w:r>
@@ -78,6 +94,7 @@
     <w:p>
       <w:pPr>
         <w:rPr>
+          <w:rFonts w:hint="eastAsia"/>
           <w:highlight w:val="yellow"/>
         </w:rPr>
       </w:pPr>
@@ -91,6 +108,7 @@
     <w:p>
       <w:pPr>
         <w:rPr>
+          <w:rFonts w:hint="eastAsia"/>
           <w:highlight w:val="yellow"/>
         </w:rPr>
       </w:pPr>
@@ -110,6 +128,11 @@
       </w:r>
     </w:p>
     <w:p>
+      <w:pPr>
+        <w:rPr>
+          <w:rFonts w:hint="eastAsia"/>
+        </w:rPr>
+      </w:pPr>
       <w:r>
         <w:rPr>
           <w:highlight w:val="yellow"/>
@@ -155,6 +178,9 @@
           <w:ilvl w:val="0"/>
           <w:numId w:val="9"/>
         </w:numPr>
+        <w:rPr>
+          <w:rFonts w:hint="eastAsia"/>
+        </w:rPr>
       </w:pPr>
       <w:r>
         <w:t xml:space="preserve">--global参数表示全局配置，即当前电脑上所有 Git 仓库都会使用该配置；若只想针对某个仓库配置，可进入仓库目录后去掉该参数。 </w:t>
@@ -166,6 +192,9 @@
           <w:ilvl w:val="0"/>
           <w:numId w:val="9"/>
         </w:numPr>
+        <w:rPr>
+          <w:rFonts w:hint="eastAsia"/>
+        </w:rPr>
       </w:pPr>
       <w:r>
         <w:t>配置完成后，可通过</w:t>
@@ -180,9 +209,26 @@
         <w:t>验证是否生效。</w:t>
       </w:r>
     </w:p>
-    <w:p/>
-    <w:p/>
-    <w:p>
+    <w:p>
+      <w:pPr>
+        <w:rPr>
+          <w:rFonts w:hint="eastAsia"/>
+        </w:rPr>
+      </w:pPr>
+    </w:p>
+    <w:p>
+      <w:pPr>
+        <w:rPr>
+          <w:rFonts w:hint="eastAsia"/>
+        </w:rPr>
+      </w:pPr>
+    </w:p>
+    <w:p>
+      <w:pPr>
+        <w:rPr>
+          <w:rFonts w:hint="eastAsia"/>
+        </w:rPr>
+      </w:pPr>
       <w:r>
         <w:rPr>
           <w:noProof/>
@@ -224,6 +270,484 @@
         </w:drawing>
       </w:r>
     </w:p>
+    <w:p/>
+    <w:p>
+      <w:pPr>
+        <w:pStyle w:val="2"/>
+      </w:pPr>
+      <w:r>
+        <w:t>ssh key用于验证身份</w:t>
+      </w:r>
+    </w:p>
+    <w:p>
+      <w:pPr>
+        <w:pStyle w:val="af0"/>
+        <w:shd w:val="clear" w:color="auto" w:fill="FFFFFF"/>
+        <w:spacing w:before="0" w:beforeAutospacing="0" w:after="120" w:afterAutospacing="0"/>
+        <w:rPr>
+          <w:rFonts w:ascii="Arial" w:hAnsi="Arial" w:cs="Arial"/>
+          <w:color w:val="333333"/>
+          <w:sz w:val="21"/>
+          <w:szCs w:val="21"/>
+        </w:rPr>
+      </w:pPr>
+      <w:r>
+        <w:rPr>
+          <w:rFonts w:ascii="Arial" w:hAnsi="Arial" w:cs="Arial"/>
+          <w:color w:val="333333"/>
+          <w:sz w:val="21"/>
+          <w:szCs w:val="21"/>
+        </w:rPr>
+        <w:t>想要通过本地上传代码至</w:t>
+      </w:r>
+      <w:r>
+        <w:rPr>
+          <w:rFonts w:ascii="Arial" w:hAnsi="Arial" w:cs="Arial"/>
+          <w:color w:val="333333"/>
+          <w:sz w:val="21"/>
+          <w:szCs w:val="21"/>
+        </w:rPr>
+        <w:t>GitHub</w:t>
+      </w:r>
+      <w:r>
+        <w:rPr>
+          <w:rFonts w:ascii="Arial" w:hAnsi="Arial" w:cs="Arial"/>
+          <w:color w:val="333333"/>
+          <w:sz w:val="21"/>
+          <w:szCs w:val="21"/>
+        </w:rPr>
+        <w:t>中，必须得有一份</w:t>
+      </w:r>
+      <w:r>
+        <w:rPr>
+          <w:rFonts w:ascii="Arial" w:hAnsi="Arial" w:cs="Arial"/>
+          <w:color w:val="333333"/>
+          <w:sz w:val="21"/>
+          <w:szCs w:val="21"/>
+        </w:rPr>
+        <w:t>ssh key</w:t>
+      </w:r>
+      <w:r>
+        <w:rPr>
+          <w:rFonts w:ascii="Arial" w:hAnsi="Arial" w:cs="Arial"/>
+          <w:color w:val="333333"/>
+          <w:sz w:val="21"/>
+          <w:szCs w:val="21"/>
+        </w:rPr>
+        <w:t>用于验证身份。</w:t>
+      </w:r>
+    </w:p>
+    <w:p>
+      <w:pPr>
+        <w:pStyle w:val="af0"/>
+        <w:shd w:val="clear" w:color="auto" w:fill="FFFFFF"/>
+        <w:spacing w:before="0" w:beforeAutospacing="0" w:after="120" w:afterAutospacing="0"/>
+        <w:rPr>
+          <w:rFonts w:ascii="Arial" w:hAnsi="Arial" w:cs="Arial"/>
+          <w:color w:val="333333"/>
+          <w:sz w:val="21"/>
+          <w:szCs w:val="21"/>
+        </w:rPr>
+      </w:pPr>
+      <w:r>
+        <w:rPr>
+          <w:rFonts w:ascii="Arial" w:hAnsi="Arial" w:cs="Arial" w:hint="eastAsia"/>
+          <w:color w:val="333333"/>
+          <w:sz w:val="21"/>
+          <w:szCs w:val="21"/>
+        </w:rPr>
+        <w:t>1</w:t>
+      </w:r>
+      <w:r>
+        <w:rPr>
+          <w:rFonts w:ascii="Arial" w:hAnsi="Arial" w:cs="Arial" w:hint="eastAsia"/>
+          <w:color w:val="333333"/>
+          <w:sz w:val="21"/>
+          <w:szCs w:val="21"/>
+        </w:rPr>
+        <w:t>）</w:t>
+      </w:r>
+      <w:r>
+        <w:rPr>
+          <w:rFonts w:ascii="Arial" w:hAnsi="Arial" w:cs="Arial"/>
+          <w:color w:val="333333"/>
+          <w:sz w:val="21"/>
+          <w:szCs w:val="21"/>
+        </w:rPr>
+        <w:t>创建</w:t>
+      </w:r>
+      <w:r>
+        <w:rPr>
+          <w:rFonts w:ascii="Arial" w:hAnsi="Arial" w:cs="Arial"/>
+          <w:color w:val="333333"/>
+          <w:sz w:val="21"/>
+          <w:szCs w:val="21"/>
+        </w:rPr>
+        <w:t>ssh key</w:t>
+      </w:r>
+      <w:r>
+        <w:rPr>
+          <w:rFonts w:ascii="Arial" w:hAnsi="Arial" w:cs="Arial"/>
+          <w:color w:val="333333"/>
+          <w:sz w:val="21"/>
+          <w:szCs w:val="21"/>
+        </w:rPr>
+        <w:t>：</w:t>
+      </w:r>
+    </w:p>
+    <w:p>
+      <w:r>
+        <w:rPr>
+          <w:highlight w:val="yellow"/>
+        </w:rPr>
+        <w:t xml:space="preserve">$ ssh-keygen -t </w:t>
+      </w:r>
+      <w:proofErr w:type="spellStart"/>
+      <w:r>
+        <w:rPr>
+          <w:highlight w:val="yellow"/>
+        </w:rPr>
+        <w:t>rsa</w:t>
+      </w:r>
+      <w:proofErr w:type="spellEnd"/>
+      <w:r>
+        <w:rPr>
+          <w:highlight w:val="yellow"/>
+        </w:rPr>
+        <w:t xml:space="preserve"> -C "example@youremail.com"</w:t>
+      </w:r>
+    </w:p>
+    <w:p/>
+    <w:p>
+      <w:pPr>
+        <w:rPr>
+          <w:rFonts w:hint="eastAsia"/>
+        </w:rPr>
+      </w:pPr>
+      <w:r>
+        <w:rPr>
+          <w:highlight w:val="yellow"/>
+        </w:rPr>
+        <w:t>open ~/.ssh</w:t>
+      </w:r>
+    </w:p>
+    <w:p>
+      <w:r>
+        <w:rPr>
+          <w:rFonts w:hint="eastAsia"/>
+        </w:rPr>
+        <w:t>2）</w:t>
+      </w:r>
+      <w:r>
+        <w:t>创建ssh文件后，进入~/.ssh文件夹，会有</w:t>
+      </w:r>
+      <w:proofErr w:type="spellStart"/>
+      <w:r>
+        <w:t>id_rsa</w:t>
+      </w:r>
+      <w:proofErr w:type="spellEnd"/>
+      <w:r>
+        <w:t>和id_rsa.pub两个文件。</w:t>
+      </w:r>
+      <w:proofErr w:type="spellStart"/>
+      <w:r>
+        <w:t>id_rsa</w:t>
+      </w:r>
+      <w:proofErr w:type="spellEnd"/>
+      <w:r>
+        <w:t>为私</w:t>
+      </w:r>
+      <w:proofErr w:type="gramStart"/>
+      <w:r>
+        <w:t>钥</w:t>
+      </w:r>
+      <w:proofErr w:type="gramEnd"/>
+      <w:r>
+        <w:t>，自己保存好；id_rsa.pub为公</w:t>
+      </w:r>
+      <w:proofErr w:type="gramStart"/>
+      <w:r>
+        <w:t>钥</w:t>
+      </w:r>
+      <w:proofErr w:type="gramEnd"/>
+      <w:r>
+        <w:t>，用于提供给他人使用。 打开id_rsa.pub后复制全部内容，</w:t>
+      </w:r>
+      <w:r>
+        <w:rPr>
+          <w:rFonts w:hint="eastAsia"/>
+        </w:rPr>
+        <w:t>3）</w:t>
+      </w:r>
+      <w:r>
+        <w:t>在GitHub中，创建SSH时，title可随意填写，key为id_rsa.pub内的复制内容。完成后，还需要输入：</w:t>
+      </w:r>
+    </w:p>
+    <w:p/>
+    <w:p/>
+    <w:p>
+      <w:r>
+        <w:rPr>
+          <w:noProof/>
+        </w:rPr>
+        <w:drawing>
+          <wp:inline distT="0" distB="0" distL="0" distR="0" wp14:anchorId="72521594" wp14:editId="4050A36D">
+            <wp:extent cx="5274310" cy="4199890"/>
+            <wp:effectExtent l="0" t="0" r="2540" b="0"/>
+            <wp:docPr id="1253024354" name="图片 1"/>
+            <wp:cNvGraphicFramePr>
+              <a:graphicFrameLocks xmlns:a="http://schemas.openxmlformats.org/drawingml/2006/main" noChangeAspect="1"/>
+            </wp:cNvGraphicFramePr>
+            <a:graphic xmlns:a="http://schemas.openxmlformats.org/drawingml/2006/main">
+              <a:graphicData uri="http://schemas.openxmlformats.org/drawingml/2006/picture">
+                <pic:pic xmlns:pic="http://schemas.openxmlformats.org/drawingml/2006/picture">
+                  <pic:nvPicPr>
+                    <pic:cNvPr id="1253024354" name=""/>
+                    <pic:cNvPicPr/>
+                  </pic:nvPicPr>
+                  <pic:blipFill>
+                    <a:blip r:embed="rId7"/>
+                    <a:stretch>
+                      <a:fillRect/>
+                    </a:stretch>
+                  </pic:blipFill>
+                  <pic:spPr>
+                    <a:xfrm>
+                      <a:off x="0" y="0"/>
+                      <a:ext cx="5274310" cy="4199890"/>
+                    </a:xfrm>
+                    <a:prstGeom prst="rect">
+                      <a:avLst/>
+                    </a:prstGeom>
+                  </pic:spPr>
+                </pic:pic>
+              </a:graphicData>
+            </a:graphic>
+          </wp:inline>
+        </w:drawing>
+      </w:r>
+    </w:p>
+    <w:p>
+      <w:pPr>
+        <w:rPr>
+          <w:rFonts w:hint="eastAsia"/>
+        </w:rPr>
+      </w:pPr>
+    </w:p>
+    <w:p>
+      <w:r>
+        <w:rPr>
+          <w:rFonts w:hint="eastAsia"/>
+        </w:rPr>
+        <w:t>C:\Users\zhongdh\.ssh</w:t>
+      </w:r>
+    </w:p>
+    <w:p>
+      <w:r>
+        <w:rPr>
+          <w:noProof/>
+        </w:rPr>
+        <w:drawing>
+          <wp:inline distT="0" distB="0" distL="0" distR="0" wp14:anchorId="6795D857" wp14:editId="3590EBFD">
+            <wp:extent cx="5274310" cy="1976120"/>
+            <wp:effectExtent l="0" t="0" r="2540" b="5080"/>
+            <wp:docPr id="938531010" name="图片 1"/>
+            <wp:cNvGraphicFramePr>
+              <a:graphicFrameLocks xmlns:a="http://schemas.openxmlformats.org/drawingml/2006/main" noChangeAspect="1"/>
+            </wp:cNvGraphicFramePr>
+            <a:graphic xmlns:a="http://schemas.openxmlformats.org/drawingml/2006/main">
+              <a:graphicData uri="http://schemas.openxmlformats.org/drawingml/2006/picture">
+                <pic:pic xmlns:pic="http://schemas.openxmlformats.org/drawingml/2006/picture">
+                  <pic:nvPicPr>
+                    <pic:cNvPr id="938531010" name=""/>
+                    <pic:cNvPicPr/>
+                  </pic:nvPicPr>
+                  <pic:blipFill>
+                    <a:blip r:embed="rId8"/>
+                    <a:stretch>
+                      <a:fillRect/>
+                    </a:stretch>
+                  </pic:blipFill>
+                  <pic:spPr>
+                    <a:xfrm>
+                      <a:off x="0" y="0"/>
+                      <a:ext cx="5274310" cy="1976120"/>
+                    </a:xfrm>
+                    <a:prstGeom prst="rect">
+                      <a:avLst/>
+                    </a:prstGeom>
+                  </pic:spPr>
+                </pic:pic>
+              </a:graphicData>
+            </a:graphic>
+          </wp:inline>
+        </w:drawing>
+      </w:r>
+    </w:p>
+    <w:p/>
+    <w:p>
+      <w:r>
+        <w:rPr>
+          <w:noProof/>
+        </w:rPr>
+        <w:lastRenderedPageBreak/>
+        <w:drawing>
+          <wp:inline distT="0" distB="0" distL="0" distR="0" wp14:anchorId="29AA9BE9" wp14:editId="20746CDA">
+            <wp:extent cx="5274310" cy="3909060"/>
+            <wp:effectExtent l="0" t="0" r="2540" b="0"/>
+            <wp:docPr id="356172282" name="图片 1"/>
+            <wp:cNvGraphicFramePr>
+              <a:graphicFrameLocks xmlns:a="http://schemas.openxmlformats.org/drawingml/2006/main" noChangeAspect="1"/>
+            </wp:cNvGraphicFramePr>
+            <a:graphic xmlns:a="http://schemas.openxmlformats.org/drawingml/2006/main">
+              <a:graphicData uri="http://schemas.openxmlformats.org/drawingml/2006/picture">
+                <pic:pic xmlns:pic="http://schemas.openxmlformats.org/drawingml/2006/picture">
+                  <pic:nvPicPr>
+                    <pic:cNvPr id="356172282" name=""/>
+                    <pic:cNvPicPr/>
+                  </pic:nvPicPr>
+                  <pic:blipFill>
+                    <a:blip r:embed="rId9"/>
+                    <a:stretch>
+                      <a:fillRect/>
+                    </a:stretch>
+                  </pic:blipFill>
+                  <pic:spPr>
+                    <a:xfrm>
+                      <a:off x="0" y="0"/>
+                      <a:ext cx="5274310" cy="3909060"/>
+                    </a:xfrm>
+                    <a:prstGeom prst="rect">
+                      <a:avLst/>
+                    </a:prstGeom>
+                  </pic:spPr>
+                </pic:pic>
+              </a:graphicData>
+            </a:graphic>
+          </wp:inline>
+        </w:drawing>
+      </w:r>
+    </w:p>
+    <w:p>
+      <w:pPr>
+        <w:rPr>
+          <w:rFonts w:hint="eastAsia"/>
+        </w:rPr>
+      </w:pPr>
+      <w:r>
+        <w:rPr>
+          <w:noProof/>
+        </w:rPr>
+        <w:drawing>
+          <wp:inline distT="0" distB="0" distL="0" distR="0" wp14:anchorId="79FDE629" wp14:editId="5DDE5AB9">
+            <wp:extent cx="5274310" cy="3547745"/>
+            <wp:effectExtent l="0" t="0" r="2540" b="0"/>
+            <wp:docPr id="509646127" name="图片 1"/>
+            <wp:cNvGraphicFramePr>
+              <a:graphicFrameLocks xmlns:a="http://schemas.openxmlformats.org/drawingml/2006/main" noChangeAspect="1"/>
+            </wp:cNvGraphicFramePr>
+            <a:graphic xmlns:a="http://schemas.openxmlformats.org/drawingml/2006/main">
+              <a:graphicData uri="http://schemas.openxmlformats.org/drawingml/2006/picture">
+                <pic:pic xmlns:pic="http://schemas.openxmlformats.org/drawingml/2006/picture">
+                  <pic:nvPicPr>
+                    <pic:cNvPr id="509646127" name=""/>
+                    <pic:cNvPicPr/>
+                  </pic:nvPicPr>
+                  <pic:blipFill>
+                    <a:blip r:embed="rId10"/>
+                    <a:stretch>
+                      <a:fillRect/>
+                    </a:stretch>
+                  </pic:blipFill>
+                  <pic:spPr>
+                    <a:xfrm>
+                      <a:off x="0" y="0"/>
+                      <a:ext cx="5274310" cy="3547745"/>
+                    </a:xfrm>
+                    <a:prstGeom prst="rect">
+                      <a:avLst/>
+                    </a:prstGeom>
+                  </pic:spPr>
+                </pic:pic>
+              </a:graphicData>
+            </a:graphic>
+          </wp:inline>
+        </w:drawing>
+      </w:r>
+    </w:p>
+    <w:p>
+      <w:pPr>
+        <w:rPr>
+          <w:rFonts w:hint="eastAsia"/>
+        </w:rPr>
+      </w:pPr>
+    </w:p>
+    <w:p/>
+    <w:p/>
+    <w:p>
+      <w:r>
+        <w:t>ssh key用于</w:t>
+      </w:r>
+      <w:proofErr w:type="gramStart"/>
+      <w:r>
+        <w:t>验</w:t>
+      </w:r>
+      <w:proofErr w:type="gramEnd"/>
+    </w:p>
+    <w:p/>
+    <w:p/>
+    <w:p/>
+    <w:p>
+      <w:r>
+        <w:rPr>
+          <w:noProof/>
+        </w:rPr>
+        <w:drawing>
+          <wp:inline distT="0" distB="0" distL="0" distR="0" wp14:anchorId="3513C07A" wp14:editId="505B4020">
+            <wp:extent cx="5274310" cy="3901440"/>
+            <wp:effectExtent l="0" t="0" r="2540" b="3810"/>
+            <wp:docPr id="622852534" name="图片 1"/>
+            <wp:cNvGraphicFramePr>
+              <a:graphicFrameLocks xmlns:a="http://schemas.openxmlformats.org/drawingml/2006/main" noChangeAspect="1"/>
+            </wp:cNvGraphicFramePr>
+            <a:graphic xmlns:a="http://schemas.openxmlformats.org/drawingml/2006/main">
+              <a:graphicData uri="http://schemas.openxmlformats.org/drawingml/2006/picture">
+                <pic:pic xmlns:pic="http://schemas.openxmlformats.org/drawingml/2006/picture">
+                  <pic:nvPicPr>
+                    <pic:cNvPr id="622852534" name=""/>
+                    <pic:cNvPicPr/>
+                  </pic:nvPicPr>
+                  <pic:blipFill>
+                    <a:blip r:embed="rId11"/>
+                    <a:stretch>
+                      <a:fillRect/>
+                    </a:stretch>
+                  </pic:blipFill>
+                  <pic:spPr>
+                    <a:xfrm>
+                      <a:off x="0" y="0"/>
+                      <a:ext cx="5274310" cy="3901440"/>
+                    </a:xfrm>
+                    <a:prstGeom prst="rect">
+                      <a:avLst/>
+                    </a:prstGeom>
+                  </pic:spPr>
+                </pic:pic>
+              </a:graphicData>
+            </a:graphic>
+          </wp:inline>
+        </w:drawing>
+      </w:r>
+    </w:p>
+    <w:p/>
+    <w:p/>
+    <w:p>
+      <w:pPr>
+        <w:pStyle w:val="2"/>
+      </w:pPr>
+    </w:p>
+    <w:p/>
+    <w:p/>
     <w:p>
       <w:pPr>
         <w:rPr>
@@ -1476,6 +2000,25 @@
       <w:shd w:val="clear" w:color="auto" w:fill="E1DFDD"/>
     </w:rPr>
   </w:style>
+  <w:style w:type="paragraph" w:styleId="af0">
+    <w:name w:val="Normal (Web)"/>
+    <w:basedOn w:val="a"/>
+    <w:uiPriority w:val="99"/>
+    <w:semiHidden/>
+    <w:unhideWhenUsed/>
+    <w:rsid w:val="008F46D9"/>
+    <w:pPr>
+      <w:widowControl/>
+      <w:spacing w:before="100" w:beforeAutospacing="1" w:after="100" w:afterAutospacing="1"/>
+      <w:jc w:val="left"/>
+    </w:pPr>
+    <w:rPr>
+      <w:rFonts w:ascii="宋体" w:eastAsia="宋体" w:hAnsi="宋体" w:cs="宋体"/>
+      <w:kern w:val="0"/>
+      <w:sz w:val="24"/>
+      <w:szCs w:val="24"/>
+    </w:rPr>
+  </w:style>
 </w:styles>
 </file>
 
